--- a/course_development/active_inference/02_cognitive_science/07_communication/output/lecture-content/07_communication-module.docx
+++ b/course_development/active_inference/02_cognitive_science/07_communication/output/lecture-content/07_communication-module.docx
@@ -14,7 +14,7 @@
     </w:p>
     <w:p>
       <w:r>
-        <w:t>Describe how the mirror neuron system supports action understanding and social inference through motor simulation.  Explain neural resonance and interpersonal synchrony as the neural basis of coupled Active Inference between agents.  Analyze the neural underpinnings of Theory of Mind, including the temporo-parietal junction and medial prefrontal cortex.   Introduction</w:t>
+        <w:t>Describe how the mirror neuron system supports action understanding and social inference through motor simulation.  Explain neural resonance and interpersonal synchrony as the neural basis of coupled Active Inference between agents.  Analyze the neural underpinnings of Theory of Mind, including the temporo-parietal junction and medial prefrontal cortex.  Connect communicative inference to pragmatics and Bayesian models of language understanding.   Introduction</w:t>
       </w:r>
     </w:p>
     <w:p>
@@ -74,17 +74,52 @@
     </w:p>
     <w:p>
       <w:r>
+        <w:t>4. Pragmatics and Communicative Inference</w:t>
+      </w:r>
+    </w:p>
+    <w:p>
+      <w:r>
+        <w:t>Language understanding goes far beyond decoding words. Pragmatics — the study of how context shapes meaning — reveals that comprehension requires inference about the speaker's communicative intention. Grice's (1975) cooperative principle and its maxims (quantity, quality, relevance, manner) describe the shared expectations that make inference tractable.</w:t>
+      </w:r>
+    </w:p>
+    <w:p>
+      <w:r>
+        <w:t>Goodman and Frank (2016) formalized this as the Rational Speech Act (RSA) model: the listener infers what the speaker meant by reasoning about what a rational speaker would say given their communicative goals. This is Bayesian inference over communicative intentions — a direct application of Active Inference to language. The listener's generative model includes a model of the speaker's generative model — a hierarchy of inference over inference.</w:t>
+      </w:r>
+    </w:p>
+    <w:p>
+      <w:r>
+        <w:t>5. Language as Predictive Processing</w:t>
+      </w:r>
+    </w:p>
+    <w:p>
+      <w:r>
+        <w:t>Language comprehension engages the same predictive machinery as perception. Kutas and Hillyard (1980) discovered the N400 event-related potential — a neural signature of semantic prediction error. Unexpected words ("He spread the warm bread with socks ") produce a large N400; expected words ("...with butter ") produce a small N400. This demonstrates that the brain continuously generates predictions about upcoming words during sentence processing.</w:t>
+      </w:r>
+    </w:p>
+    <w:p>
+      <w:r>
+        <w:t>Kuperberg and Jaeger (2016) extended this to a full Active Inference account of language: syntactic and semantic predictions are generated hierarchically and updated through prediction error minimization, with precision weighting determining whether bottom-up input or top-down expectations dominate comprehension.</w:t>
+      </w:r>
+    </w:p>
+    <w:p>
+      <w:r>
         <w:t>Clinical Connections</w:t>
       </w:r>
     </w:p>
     <w:p>
       <w:r>
-        <w:t>Autism and social communication : Some accounts propose reduced spontaneous mirror activity or reduced mentalizing precision, leading to difficulties in automatic social inference (though compensatory explicit reasoning may develop).  Schizophrenia and paranoia : Overactive mentalizing (higher-order ToM) may lead to aberrant attribution of intentions to others — e.g., perceiving neutral actions as threatening or conspiratorial.   Conclusion</w:t>
+        <w:t>Autism and social communication : Some accounts propose reduced spontaneous mirror activity or reduced mentalizing precision, leading to difficulties in automatic social inference (though compensatory explicit reasoning may develop).  Schizophrenia and paranoia : Overactive mentalizing (higher-order ToM) may lead to aberrant attribution of intentions to others — e.g., perceiving neutral actions as threatening or conspiratorial.  Social anxiety : Excessive precision on social prediction errors — the brain over-attends to signs of social rejection or judgment, leading to avoidance behavior.   Conclusion</w:t>
       </w:r>
     </w:p>
     <w:p>
       <w:r>
-        <w:t>Social communication is built on a neural infrastructure that implements coupled inference between brains — from the low-level motor resonance of the mirror system to the high-level belief modeling of the mentalizing network. Module 08 examines the temporal dimension of social and individual cognition — planning, decision-making, and the prefrontal cortex.</w:t>
+        <w:t>Social communication is built on a neural infrastructure that implements coupled inference between brains — from the low-level motor resonance of the mirror system to the high-level belief modeling of the mentalizing network, and extending into the pragmatic inference that makes language meaningful. Module 08 examines the temporal dimension of social and individual cognition — planning, decision-making, and the prefrontal cortex.</w:t>
+      </w:r>
+    </w:p>
+    <w:p>
+      <w:r>
+        <w:t>Further Reading</w:t>
       </w:r>
     </w:p>
     <w:sectPr>
